--- a/4_Diari/12.02.2025 - Diario.docx
+++ b/4_Diari/12.02.2025 - Diario.docx
@@ -157,7 +157,6 @@
             <w:bookmarkStart w:id="0" w:name="OLE_LINK10"/>
             <w:bookmarkStart w:id="1" w:name="OLE_LINK11"/>
             <w:bookmarkStart w:id="2" w:name="OLE_LINK12"/>
-            <w:bookmarkStart w:id="3" w:name="_GoBack" w:colFirst="0" w:colLast="0"/>
             <w:r>
               <w:rPr>
                 <w:rFonts w:ascii="Arial" w:hAnsi="Arial" w:cs="Arial"/>
@@ -167,7 +166,6 @@
           </w:p>
         </w:tc>
       </w:tr>
-      <w:bookmarkEnd w:id="3"/>
       <w:tr>
         <w:tc>
           <w:tcPr>
@@ -179,6 +177,112 @@
                 <w:rFonts w:ascii="Arial" w:hAnsi="Arial" w:cs="Arial"/>
               </w:rPr>
             </w:pPr>
+            <w:r>
+              <w:rPr>
+                <w:rFonts w:ascii="Arial" w:hAnsi="Arial" w:cs="Arial"/>
+              </w:rPr>
+              <w:t>Samuele e Andrea N.: Informarsi su OAuth</w:t>
+            </w:r>
+          </w:p>
+          <w:p>
+            <w:pPr>
+              <w:rPr>
+                <w:rFonts w:ascii="Arial" w:hAnsi="Arial" w:cs="Arial"/>
+              </w:rPr>
+            </w:pPr>
+            <w:r>
+              <w:rPr>
+                <w:rFonts w:ascii="Arial" w:hAnsi="Arial" w:cs="Arial"/>
+              </w:rPr>
+              <w:t xml:space="preserve">Samuele e Andrea N.: Informarsi su </w:t>
+            </w:r>
+            <w:proofErr w:type="spellStart"/>
+            <w:r>
+              <w:rPr>
+                <w:rFonts w:ascii="Arial" w:hAnsi="Arial" w:cs="Arial"/>
+              </w:rPr>
+              <w:t>Laravel</w:t>
+            </w:r>
+            <w:proofErr w:type="spellEnd"/>
+          </w:p>
+          <w:p>
+            <w:pPr>
+              <w:rPr>
+                <w:rFonts w:ascii="Arial" w:hAnsi="Arial" w:cs="Arial"/>
+              </w:rPr>
+            </w:pPr>
+            <w:r>
+              <w:rPr>
+                <w:rFonts w:ascii="Arial" w:hAnsi="Arial" w:cs="Arial"/>
+              </w:rPr>
+              <w:t>Samuele: Conclusa l’architettura</w:t>
+            </w:r>
+          </w:p>
+          <w:p>
+            <w:pPr>
+              <w:rPr>
+                <w:rFonts w:ascii="Arial" w:hAnsi="Arial" w:cs="Arial"/>
+              </w:rPr>
+            </w:pPr>
+            <w:r>
+              <w:rPr>
+                <w:rFonts w:ascii="Arial" w:hAnsi="Arial" w:cs="Arial"/>
+              </w:rPr>
+              <w:t>Andrea N.: GUI conclusa</w:t>
+            </w:r>
+          </w:p>
+          <w:p>
+            <w:pPr>
+              <w:rPr>
+                <w:rFonts w:ascii="Arial" w:hAnsi="Arial" w:cs="Arial"/>
+              </w:rPr>
+            </w:pPr>
+            <w:r>
+              <w:rPr>
+                <w:rFonts w:ascii="Arial" w:hAnsi="Arial" w:cs="Arial"/>
+              </w:rPr>
+              <w:t xml:space="preserve">Andrea S.: Class </w:t>
+            </w:r>
+            <w:proofErr w:type="spellStart"/>
+            <w:r>
+              <w:rPr>
+                <w:rFonts w:ascii="Arial" w:hAnsi="Arial" w:cs="Arial"/>
+              </w:rPr>
+              <w:t>diagram</w:t>
+            </w:r>
+            <w:proofErr w:type="spellEnd"/>
+            <w:r>
+              <w:rPr>
+                <w:rFonts w:ascii="Arial" w:hAnsi="Arial" w:cs="Arial"/>
+              </w:rPr>
+              <w:t xml:space="preserve"> concluso</w:t>
+            </w:r>
+          </w:p>
+          <w:p>
+            <w:pPr>
+              <w:rPr>
+                <w:rFonts w:ascii="Arial" w:hAnsi="Arial" w:cs="Arial"/>
+              </w:rPr>
+            </w:pPr>
+            <w:r>
+              <w:rPr>
+                <w:rFonts w:ascii="Arial" w:hAnsi="Arial" w:cs="Arial"/>
+              </w:rPr>
+              <w:t>Andrea S.: Swimlane concluso</w:t>
+            </w:r>
+          </w:p>
+          <w:p>
+            <w:pPr>
+              <w:rPr>
+                <w:rFonts w:ascii="Arial" w:hAnsi="Arial" w:cs="Arial"/>
+              </w:rPr>
+            </w:pPr>
+            <w:r>
+              <w:rPr>
+                <w:rFonts w:ascii="Arial" w:hAnsi="Arial" w:cs="Arial"/>
+              </w:rPr>
+              <w:t>Christian: Gantt</w:t>
+            </w:r>
           </w:p>
         </w:tc>
       </w:tr>
@@ -354,32 +458,10 @@
               <w:rPr>
                 <w:rFonts w:ascii="Arial" w:hAnsi="Arial" w:cs="Arial"/>
               </w:rPr>
-              <w:t>Concludere architettura</w:t>
+              <w:t>Implementare una demo del progetto</w:t>
             </w:r>
-            <w:r>
-              <w:rPr>
-                <w:rFonts w:ascii="Arial" w:hAnsi="Arial" w:cs="Arial"/>
-              </w:rPr>
-              <w:t xml:space="preserve">, </w:t>
-            </w:r>
-            <w:r>
-              <w:rPr>
-                <w:rFonts w:ascii="Arial" w:hAnsi="Arial" w:cs="Arial"/>
-              </w:rPr>
-              <w:t>diagramma di classi, documentazione (capitolo pianificazione)</w:t>
-            </w:r>
-            <w:r>
-              <w:rPr>
-                <w:rFonts w:ascii="Arial" w:hAnsi="Arial" w:cs="Arial"/>
-              </w:rPr>
-              <w:t>, progettazione GUI</w:t>
-            </w:r>
-            <w:r>
-              <w:rPr>
-                <w:rFonts w:ascii="Arial" w:hAnsi="Arial" w:cs="Arial"/>
-              </w:rPr>
-              <w:t>.</w:t>
-            </w:r>
+            <w:bookmarkStart w:id="3" w:name="_GoBack"/>
+            <w:bookmarkEnd w:id="3"/>
           </w:p>
         </w:tc>
       </w:tr>
@@ -4242,6 +4324,7 @@
     <w:rsid w:val="008A6626"/>
     <w:rsid w:val="008B4A4C"/>
     <w:rsid w:val="008E6A10"/>
+    <w:rsid w:val="008E75E7"/>
     <w:rsid w:val="008F0569"/>
     <w:rsid w:val="00910CDF"/>
     <w:rsid w:val="009135E1"/>
@@ -5090,7 +5173,7 @@
 </file>
 
 <file path=customXml/itemProps1.xml><?xml version="1.0" encoding="utf-8"?>
-<ds:datastoreItem xmlns:ds="http://schemas.openxmlformats.org/officeDocument/2006/customXml" ds:itemID="{641C42FB-889C-41E4-B7E4-D3E31C6B775D}">
+<ds:datastoreItem xmlns:ds="http://schemas.openxmlformats.org/officeDocument/2006/customXml" ds:itemID="{39A8823B-C160-45D2-8189-19C25FD9F229}">
   <ds:schemaRefs>
     <ds:schemaRef ds:uri="http://schemas.openxmlformats.org/officeDocument/2006/bibliography"/>
   </ds:schemaRefs>
